--- a/Church/2026/2026_0509_MenloChurch.docx
+++ b/Church/2026/2026_0509_MenloChurch.docx
@@ -43,7 +43,13 @@
         <w:t>03</w:t>
       </w:r>
       <w:r>
-        <w:t>/2028)</w:t>
+        <w:t>/</w:t>
+      </w:r>
+      <w:r>
+        <w:t>2026</w:t>
+      </w:r>
+      <w:r>
+        <w:t>)</w:t>
       </w:r>
     </w:p>
     <w:p>
@@ -3142,7 +3148,13 @@
         <w:t xml:space="preserve">, </w:t>
       </w:r>
       <w:r>
-        <w:t>Menlo Church Worship (Summary of last week, 05/03/2028)</w:t>
+        <w:t>Menlo Church Worship (Summary of last week, 05/03/</w:t>
+      </w:r>
+      <w:r>
+        <w:t>2026</w:t>
+      </w:r>
+      <w:r>
+        <w:t>)</w:t>
       </w:r>
     </w:p>
     <w:p>
@@ -3575,7 +3587,7 @@
         <w:rPr>
           <w:rFonts w:hint="eastAsia"/>
         </w:rPr>
-        <w:t>2028</w:t>
+        <w:t>2026</w:t>
       </w:r>
       <w:r>
         <w:rPr>
@@ -4315,7 +4327,7 @@
         <w:rPr>
           <w:rFonts w:hint="eastAsia"/>
         </w:rPr>
-        <w:t>2028</w:t>
+        <w:t>2026</w:t>
       </w:r>
       <w:r>
         <w:rPr>
